--- a/Hong Kong AI Customer Support SaaS framework.docx
+++ b/Hong Kong AI Customer Support SaaS framework.docx
@@ -223,7 +223,7 @@
     </w:p>
     <w:p>
       <w:r>
-        <w:t>- Website or WhatsApp AI chatbot</w:t>
+        <w:t>- SMEs can configure the bot through both a website and a mobile app, including adding approved knowledge and reviewing bot replies</w:t>
       </w:r>
     </w:p>
     <w:p>
